--- a/tillsyn/A 12920-2026 tillsynsbegäran.docx
+++ b/tillsyn/A 12920-2026 tillsynsbegäran.docx
@@ -500,7 +500,7 @@
     <w:r>
       <w:tab/>
       <w:tab/>
-      <w:t>2026-06-18</w:t>
+      <w:t>2026-06-19</w:t>
       <w:br/>
       <w:br/>
     </w:r>

--- a/tillsyn/A 12920-2026 tillsynsbegäran.docx
+++ b/tillsyn/A 12920-2026 tillsynsbegäran.docx
@@ -500,7 +500,7 @@
     <w:r>
       <w:tab/>
       <w:tab/>
-      <w:t>2026-06-19</w:t>
+      <w:t>2026-06-20</w:t>
       <w:br/>
       <w:br/>
     </w:r>

--- a/tillsyn/A 12920-2026 tillsynsbegäran.docx
+++ b/tillsyn/A 12920-2026 tillsynsbegäran.docx
@@ -12,10 +12,7 @@
     </w:p>
     <w:p>
       <w:r>
-        <w:t>Detta dokument behandlar höga naturvärden i avverkningsanmälan A 12920-2026 i Hudiksvalls kommun som inkom 2026-03-11 och omfattar 18,1 ha.</w:t>
-      </w:r>
-      <w:r>
-        <w:t xml:space="preserve"> I Figur 1 visas fyndplatser för naturvårdsarter i området, som finns registrerade på Artportalen.</w:t>
+        <w:t>Denna tillsynsbegäran behandlar höga naturvärden i avverkningsanmälan A 12920-2026 i Hudiksvalls kommun som inkom 2026-03-11 och omfattar 18,1 ha.</w:t>
       </w:r>
     </w:p>
     <w:p>
@@ -63,7 +60,20 @@
         <w:spacing w:after="240"/>
       </w:pPr>
       <w:r>
-        <w:t>Figur 1. Fyndplatser för naturvårdsarter inom 20 meter från avverkningsanmälan (röd linje). Inom parentes anges rödlistekategorier, S för signalarter, Tför typiska arter och fridlysningsparagrafer i artskyddsförordningen.Markörer utan svart kant är placerade på fyndplatsen. Markörer med svart kant är placerade vid sidan av fyndplatsen och har ett svart streck som visar fyndplatsens exakta position. Kartans mittpunktskoordinat är N 6845435, E 576282 i SWEREF 99 TM.</w:t>
+        <w:t>Figur 1. Fyndplatser för naturvårdsarter inom 20 meter från avverkningsanmälan. Markörer utan svart kant är placerade på fyndplatsen. Markörer med svart kant är placerade vid sidan av fyndplatsen har ett svart streck som visar fyndplatsens exakta position. Kartans mittpunktskoordinat är N 6845435, E 576282 i SWEREF 99 TM.</w:t>
+      </w:r>
+    </w:p>
+    <w:p>
+      <w:r>
+        <w:t>Inom 20 meter från avverkningsanmälan finns fynd av 4 naturvårdsarter, varav 2 är rödlistade, 4 är typiska (T) och 2 är signalarter (S): lunglav (NT, T), ullticka (NT, T), korallblylav (S, T) och vedticka (S, T). Se Figur 1.</w:t>
+      </w:r>
+    </w:p>
+    <w:p>
+      <w:pPr>
+        <w:pStyle w:val="Heading1"/>
+      </w:pPr>
+      <w:r>
+        <w:t>Tillsynsbegäran</w:t>
       </w:r>
     </w:p>
     <w:p>
@@ -77,55 +87,16 @@
       </w:r>
     </w:p>
     <w:p>
-      <w:r>
-        <w:t>Nedan beskrivs fynd av naturvårdsarter som gjorts i det avverkningsanmälda området. I BILAGA 1 finns artfakta om rödlistade arter.</w:t>
-      </w:r>
-    </w:p>
-    <w:p>
       <w:pPr>
         <w:pStyle w:val="Heading1"/>
       </w:pPr>
       <w:r>
-        <w:t>Naturvårdsarter</w:t>
+        <w:t>Naturvårdsarter och fridlysta arter</w:t>
       </w:r>
     </w:p>
     <w:p>
       <w:r>
-        <w:t>Inom 20 meter från avverkningsanmälan har följande 4 naturvårdsarter hittats: lunglav (NT, T), ullticka (NT, T), korallblylav (S, T) och vedticka (S, T). Av dessa är 2 rödlistade. För rödlistade arter har rödlistekategorin angivits inom parentes. Arter som är signalarter enligt Skogsstyrelsen har markerats med (S). Typiska arter inom Natura 2000 som är kopplade till skogsekosystem har markerats med (T).</w:t>
-      </w:r>
-    </w:p>
-    <w:p>
-      <w:r>
-        <w:t>De påträffade naturvårdsarterna är ett tydligt kvitto på att det rör sig om en skog med höga naturvärden.</w:t>
-      </w:r>
-    </w:p>
-    <w:p>
-      <w:r>
-        <w:rPr>
-          <w:b/>
-        </w:rPr>
-        <w:t>Korallblylav</w:t>
-      </w:r>
-      <w:r>
-        <w:t xml:space="preserve"> växer på bark av asp, ask, rönn, sälg, bok och lönn och signalerar överallt skogsbestånd med höga naturvärden och den följs nästan alltid av andra ovanliga och rödlistade arter. Den indikerar hög och jämn luftfuktighet och växer främst i områden med lång skoglig kontinuitet där det funnits ett ständigt inslag av gamla lövträd. Korallblylav är typisk art för </w:t>
-      </w:r>
-      <w:r>
-        <w:rPr>
-          <w:i/>
-        </w:rPr>
-        <w:t xml:space="preserve">9020 Nordlig ädellövskog, 9070 Trädklädd betesmark, 9160 Näringsrik ekskog, 9180 Ädellövskog i branter </w:t>
-      </w:r>
-      <w:r>
-        <w:t>och</w:t>
-      </w:r>
-      <w:r>
-        <w:rPr>
-          <w:i/>
-        </w:rPr>
-        <w:t xml:space="preserve"> 9190 Näringsfattig ekskog</w:t>
-      </w:r>
-      <w:r>
-        <w:t xml:space="preserve"> (SLU Artdatabanken, 2024; Nitare &amp; Skogsstyrelsen, 2019).</w:t>
+        <w:t>Nedan följer beskrivningar av de naturvårdsarter och fridlysta arter som har sina livsmiljöer och växtplatser i den avverkningsanmälda skogen. Se även ytterligare artfakta i BILAGA 1. De påträffade naturvårdsarterna är ett tydligt kvitto på att det rör sig om en skog med höga naturvärden.</w:t>
       </w:r>
     </w:p>
     <w:p>
@@ -238,6 +209,35 @@
       </w:r>
       <w:r>
         <w:t xml:space="preserve"> (SLU Artdatabanken, 2026; Nitare &amp; Skogsstyrelsen, 2019; Miettinen &amp; Niemelä, 2018).</w:t>
+      </w:r>
+    </w:p>
+    <w:p>
+      <w:r>
+        <w:rPr>
+          <w:b/>
+        </w:rPr>
+        <w:t>Korallblylav</w:t>
+      </w:r>
+      <w:r>
+        <w:t xml:space="preserve"> växer på bark av asp, ask, rönn, sälg, bok och lönn och signalerar överallt skogsbestånd med höga naturvärden och den följs nästan alltid av andra ovanliga och rödlistade arter. Den indikerar hög och jämn luftfuktighet och växer främst i områden med lång skoglig kontinuitet där det funnits ett ständigt inslag av gamla lövträd. Korallblylav är typisk art för </w:t>
+      </w:r>
+      <w:r>
+        <w:rPr>
+          <w:i/>
+        </w:rPr>
+        <w:t xml:space="preserve">9020 Nordlig ädellövskog, 9070 Trädklädd betesmark, 9160 Näringsrik ekskog, 9180 Ädellövskog i branter </w:t>
+      </w:r>
+      <w:r>
+        <w:t>och</w:t>
+      </w:r>
+      <w:r>
+        <w:rPr>
+          <w:i/>
+        </w:rPr>
+        <w:t xml:space="preserve"> 9190 Näringsfattig ekskog</w:t>
+      </w:r>
+      <w:r>
+        <w:t xml:space="preserve"> (SLU Artdatabanken, 2024; Nitare &amp; Skogsstyrelsen, 2019).</w:t>
       </w:r>
     </w:p>
     <w:p>
@@ -500,7 +500,7 @@
     <w:r>
       <w:tab/>
       <w:tab/>
-      <w:t>2026-06-20</w:t>
+      <w:t>2026-06-21</w:t>
       <w:br/>
       <w:br/>
     </w:r>

--- a/tillsyn/A 12920-2026 tillsynsbegäran.docx
+++ b/tillsyn/A 12920-2026 tillsynsbegäran.docx
@@ -500,7 +500,7 @@
     <w:r>
       <w:tab/>
       <w:tab/>
-      <w:t>2026-06-21</w:t>
+      <w:t>2026-06-22</w:t>
       <w:br/>
       <w:br/>
     </w:r>

--- a/tillsyn/A 12920-2026 tillsynsbegäran.docx
+++ b/tillsyn/A 12920-2026 tillsynsbegäran.docx
@@ -500,7 +500,7 @@
     <w:r>
       <w:tab/>
       <w:tab/>
-      <w:t>2026-06-22</w:t>
+      <w:t>2026-06-23</w:t>
       <w:br/>
       <w:br/>
     </w:r>

--- a/tillsyn/A 12920-2026 tillsynsbegäran.docx
+++ b/tillsyn/A 12920-2026 tillsynsbegäran.docx
@@ -500,7 +500,7 @@
     <w:r>
       <w:tab/>
       <w:tab/>
-      <w:t>2026-06-23</w:t>
+      <w:t>2026-06-24</w:t>
       <w:br/>
       <w:br/>
     </w:r>

--- a/tillsyn/A 12920-2026 tillsynsbegäran.docx
+++ b/tillsyn/A 12920-2026 tillsynsbegäran.docx
@@ -500,7 +500,7 @@
     <w:r>
       <w:tab/>
       <w:tab/>
-      <w:t>2026-06-24</w:t>
+      <w:t>2026-06-25</w:t>
       <w:br/>
       <w:br/>
     </w:r>

--- a/tillsyn/A 12920-2026 tillsynsbegäran.docx
+++ b/tillsyn/A 12920-2026 tillsynsbegäran.docx
@@ -500,7 +500,7 @@
     <w:r>
       <w:tab/>
       <w:tab/>
-      <w:t>2026-06-25</w:t>
+      <w:t>2026-06-26</w:t>
       <w:br/>
       <w:br/>
     </w:r>

--- a/tillsyn/A 12920-2026 tillsynsbegäran.docx
+++ b/tillsyn/A 12920-2026 tillsynsbegäran.docx
@@ -500,7 +500,7 @@
     <w:r>
       <w:tab/>
       <w:tab/>
-      <w:t>2026-06-26</w:t>
+      <w:t>2026-06-27</w:t>
       <w:br/>
       <w:br/>
     </w:r>

--- a/tillsyn/A 12920-2026 tillsynsbegäran.docx
+++ b/tillsyn/A 12920-2026 tillsynsbegäran.docx
@@ -500,7 +500,7 @@
     <w:r>
       <w:tab/>
       <w:tab/>
-      <w:t>2026-06-27</w:t>
+      <w:t>2026-06-28</w:t>
       <w:br/>
       <w:br/>
     </w:r>

--- a/tillsyn/A 12920-2026 tillsynsbegäran.docx
+++ b/tillsyn/A 12920-2026 tillsynsbegäran.docx
@@ -500,7 +500,7 @@
     <w:r>
       <w:tab/>
       <w:tab/>
-      <w:t>2026-06-28</w:t>
+      <w:t>2026-06-29</w:t>
       <w:br/>
       <w:br/>
     </w:r>

--- a/tillsyn/A 12920-2026 tillsynsbegäran.docx
+++ b/tillsyn/A 12920-2026 tillsynsbegäran.docx
@@ -500,7 +500,7 @@
     <w:r>
       <w:tab/>
       <w:tab/>
-      <w:t>2026-06-29</w:t>
+      <w:t>2026-06-30</w:t>
       <w:br/>
       <w:br/>
     </w:r>

--- a/tillsyn/A 12920-2026 tillsynsbegäran.docx
+++ b/tillsyn/A 12920-2026 tillsynsbegäran.docx
@@ -500,7 +500,7 @@
     <w:r>
       <w:tab/>
       <w:tab/>
-      <w:t>2026-06-30</w:t>
+      <w:t>2026-07-01</w:t>
       <w:br/>
       <w:br/>
     </w:r>

--- a/tillsyn/A 12920-2026 tillsynsbegäran.docx
+++ b/tillsyn/A 12920-2026 tillsynsbegäran.docx
@@ -500,7 +500,7 @@
     <w:r>
       <w:tab/>
       <w:tab/>
-      <w:t>2026-07-01</w:t>
+      <w:t>2026-07-02</w:t>
       <w:br/>
       <w:br/>
     </w:r>

--- a/tillsyn/A 12920-2026 tillsynsbegäran.docx
+++ b/tillsyn/A 12920-2026 tillsynsbegäran.docx
@@ -500,7 +500,7 @@
     <w:r>
       <w:tab/>
       <w:tab/>
-      <w:t>2026-07-02</w:t>
+      <w:t>2026-07-03</w:t>
       <w:br/>
       <w:br/>
     </w:r>

--- a/tillsyn/A 12920-2026 tillsynsbegäran.docx
+++ b/tillsyn/A 12920-2026 tillsynsbegäran.docx
@@ -500,7 +500,7 @@
     <w:r>
       <w:tab/>
       <w:tab/>
-      <w:t>2026-07-13</w:t>
+      <w:t>2026-07-14</w:t>
       <w:br/>
       <w:br/>
     </w:r>

--- a/tillsyn/A 12920-2026 tillsynsbegäran.docx
+++ b/tillsyn/A 12920-2026 tillsynsbegäran.docx
@@ -500,7 +500,7 @@
     <w:r>
       <w:tab/>
       <w:tab/>
-      <w:t>2026-07-14</w:t>
+      <w:t>2026-07-15</w:t>
       <w:br/>
       <w:br/>
     </w:r>

--- a/tillsyn/A 12920-2026 tillsynsbegäran.docx
+++ b/tillsyn/A 12920-2026 tillsynsbegäran.docx
@@ -500,7 +500,7 @@
     <w:r>
       <w:tab/>
       <w:tab/>
-      <w:t>2026-07-15</w:t>
+      <w:t>2026-07-16</w:t>
       <w:br/>
       <w:br/>
     </w:r>

--- a/tillsyn/A 12920-2026 tillsynsbegäran.docx
+++ b/tillsyn/A 12920-2026 tillsynsbegäran.docx
@@ -500,7 +500,7 @@
     <w:r>
       <w:tab/>
       <w:tab/>
-      <w:t>2026-07-16</w:t>
+      <w:t>2026-07-17</w:t>
       <w:br/>
       <w:br/>
     </w:r>

--- a/tillsyn/A 12920-2026 tillsynsbegäran.docx
+++ b/tillsyn/A 12920-2026 tillsynsbegäran.docx
@@ -500,7 +500,7 @@
     <w:r>
       <w:tab/>
       <w:tab/>
-      <w:t>2026-07-17</w:t>
+      <w:t>2026-07-18</w:t>
       <w:br/>
       <w:br/>
     </w:r>

--- a/tillsyn/A 12920-2026 tillsynsbegäran.docx
+++ b/tillsyn/A 12920-2026 tillsynsbegäran.docx
@@ -500,7 +500,7 @@
     <w:r>
       <w:tab/>
       <w:tab/>
-      <w:t>2026-07-18</w:t>
+      <w:t>2026-07-19</w:t>
       <w:br/>
       <w:br/>
     </w:r>

--- a/tillsyn/A 12920-2026 tillsynsbegäran.docx
+++ b/tillsyn/A 12920-2026 tillsynsbegäran.docx
@@ -500,7 +500,7 @@
     <w:r>
       <w:tab/>
       <w:tab/>
-      <w:t>2026-07-19</w:t>
+      <w:t>2026-07-20</w:t>
       <w:br/>
       <w:br/>
     </w:r>

--- a/tillsyn/A 12920-2026 tillsynsbegäran.docx
+++ b/tillsyn/A 12920-2026 tillsynsbegäran.docx
@@ -500,7 +500,7 @@
     <w:r>
       <w:tab/>
       <w:tab/>
-      <w:t>2026-07-20</w:t>
+      <w:t>2026-07-21</w:t>
       <w:br/>
       <w:br/>
     </w:r>

--- a/tillsyn/A 12920-2026 tillsynsbegäran.docx
+++ b/tillsyn/A 12920-2026 tillsynsbegäran.docx
@@ -500,7 +500,7 @@
     <w:r>
       <w:tab/>
       <w:tab/>
-      <w:t>2026-07-21</w:t>
+      <w:t>2026-07-22</w:t>
       <w:br/>
       <w:br/>
     </w:r>

--- a/tillsyn/A 12920-2026 tillsynsbegäran.docx
+++ b/tillsyn/A 12920-2026 tillsynsbegäran.docx
@@ -500,7 +500,7 @@
     <w:r>
       <w:tab/>
       <w:tab/>
-      <w:t>2026-07-22</w:t>
+      <w:t>2026-07-23</w:t>
       <w:br/>
       <w:br/>
     </w:r>

--- a/tillsyn/A 12920-2026 tillsynsbegäran.docx
+++ b/tillsyn/A 12920-2026 tillsynsbegäran.docx
@@ -500,7 +500,7 @@
     <w:r>
       <w:tab/>
       <w:tab/>
-      <w:t>2026-07-23</w:t>
+      <w:t>2026-07-24</w:t>
       <w:br/>
       <w:br/>
     </w:r>

--- a/tillsyn/A 12920-2026 tillsynsbegäran.docx
+++ b/tillsyn/A 12920-2026 tillsynsbegäran.docx
@@ -60,7 +60,7 @@
         <w:spacing w:after="240"/>
       </w:pPr>
       <w:r>
-        <w:t>Figur 1. Fyndplatser för naturvårdsarter inom 20 meter från avverkningsanmälan. Markörer utan svart kant är placerade på fyndplatsen. Markörer med svart kant är placerade vid sidan av fyndplatsen har ett svart streck som visar fyndplatsens exakta position. Kartans mittpunktskoordinat är N 6845435, E 576282 i SWEREF 99 TM.</w:t>
+        <w:t>Figur 1. Fyndplatser för naturvårdsarter inom 20 meter från avverkningsanmälan. Markörer utan svart kant är placerade på fyndplatsen. Markörer med svart kant är placerade vid sidan av fyndplatsen och har ett svart streck som visar fyndplatsens exakta position. Kartans mittpunktskoordinat är N 6845435, E 576282 i SWEREF 99 TM.</w:t>
       </w:r>
     </w:p>
     <w:p>
@@ -500,7 +500,7 @@
     <w:r>
       <w:tab/>
       <w:tab/>
-      <w:t>2026-08-14</w:t>
+      <w:t>2026-08-15</w:t>
       <w:br/>
       <w:br/>
     </w:r>

--- a/tillsyn/A 12920-2026 tillsynsbegäran.docx
+++ b/tillsyn/A 12920-2026 tillsynsbegäran.docx
@@ -500,7 +500,7 @@
     <w:r>
       <w:tab/>
       <w:tab/>
-      <w:t>2026-08-15</w:t>
+      <w:t>2026-08-16</w:t>
       <w:br/>
       <w:br/>
     </w:r>

--- a/tillsyn/A 12920-2026 tillsynsbegäran.docx
+++ b/tillsyn/A 12920-2026 tillsynsbegäran.docx
@@ -500,7 +500,7 @@
     <w:r>
       <w:tab/>
       <w:tab/>
-      <w:t>2026-08-16</w:t>
+      <w:t>2026-08-17</w:t>
       <w:br/>
       <w:br/>
     </w:r>

--- a/tillsyn/A 12920-2026 tillsynsbegäran.docx
+++ b/tillsyn/A 12920-2026 tillsynsbegäran.docx
@@ -500,7 +500,7 @@
     <w:r>
       <w:tab/>
       <w:tab/>
-      <w:t>2026-08-17</w:t>
+      <w:t>2026-08-18</w:t>
       <w:br/>
       <w:br/>
     </w:r>

--- a/tillsyn/A 12920-2026 tillsynsbegäran.docx
+++ b/tillsyn/A 12920-2026 tillsynsbegäran.docx
@@ -500,7 +500,7 @@
     <w:r>
       <w:tab/>
       <w:tab/>
-      <w:t>2026-08-18</w:t>
+      <w:t>2026-08-19</w:t>
       <w:br/>
       <w:br/>
     </w:r>

--- a/tillsyn/A 12920-2026 tillsynsbegäran.docx
+++ b/tillsyn/A 12920-2026 tillsynsbegäran.docx
@@ -500,7 +500,7 @@
     <w:r>
       <w:tab/>
       <w:tab/>
-      <w:t>2026-08-19</w:t>
+      <w:t>2026-08-20</w:t>
       <w:br/>
       <w:br/>
     </w:r>

--- a/tillsyn/A 12920-2026 tillsynsbegäran.docx
+++ b/tillsyn/A 12920-2026 tillsynsbegäran.docx
@@ -500,7 +500,7 @@
     <w:r>
       <w:tab/>
       <w:tab/>
-      <w:t>2026-08-20</w:t>
+      <w:t>2026-08-21</w:t>
       <w:br/>
       <w:br/>
     </w:r>

--- a/tillsyn/A 12920-2026 tillsynsbegäran.docx
+++ b/tillsyn/A 12920-2026 tillsynsbegäran.docx
@@ -500,7 +500,7 @@
     <w:r>
       <w:tab/>
       <w:tab/>
-      <w:t>2026-08-21</w:t>
+      <w:t>2026-08-22</w:t>
       <w:br/>
       <w:br/>
     </w:r>

--- a/tillsyn/A 12920-2026 tillsynsbegäran.docx
+++ b/tillsyn/A 12920-2026 tillsynsbegäran.docx
@@ -500,7 +500,7 @@
     <w:r>
       <w:tab/>
       <w:tab/>
-      <w:t>2026-08-22</w:t>
+      <w:t>2026-08-23</w:t>
       <w:br/>
       <w:br/>
     </w:r>

--- a/tillsyn/A 12920-2026 tillsynsbegäran.docx
+++ b/tillsyn/A 12920-2026 tillsynsbegäran.docx
@@ -500,7 +500,7 @@
     <w:r>
       <w:tab/>
       <w:tab/>
-      <w:t>2026-08-23</w:t>
+      <w:t>2026-08-24</w:t>
       <w:br/>
       <w:br/>
     </w:r>

--- a/tillsyn/A 12920-2026 tillsynsbegäran.docx
+++ b/tillsyn/A 12920-2026 tillsynsbegäran.docx
@@ -500,7 +500,7 @@
     <w:r>
       <w:tab/>
       <w:tab/>
-      <w:t>2026-08-24</w:t>
+      <w:t>2026-08-25</w:t>
       <w:br/>
       <w:br/>
     </w:r>

--- a/tillsyn/A 12920-2026 tillsynsbegäran.docx
+++ b/tillsyn/A 12920-2026 tillsynsbegäran.docx
@@ -500,7 +500,7 @@
     <w:r>
       <w:tab/>
       <w:tab/>
-      <w:t>2026-08-25</w:t>
+      <w:t>2026-08-26</w:t>
       <w:br/>
       <w:br/>
     </w:r>

--- a/tillsyn/A 12920-2026 tillsynsbegäran.docx
+++ b/tillsyn/A 12920-2026 tillsynsbegäran.docx
@@ -500,7 +500,7 @@
     <w:r>
       <w:tab/>
       <w:tab/>
-      <w:t>2026-08-26</w:t>
+      <w:t>2026-08-27</w:t>
       <w:br/>
       <w:br/>
     </w:r>

--- a/tillsyn/A 12920-2026 tillsynsbegäran.docx
+++ b/tillsyn/A 12920-2026 tillsynsbegäran.docx
@@ -500,7 +500,7 @@
     <w:r>
       <w:tab/>
       <w:tab/>
-      <w:t>2026-08-27</w:t>
+      <w:t>2026-08-28</w:t>
       <w:br/>
       <w:br/>
     </w:r>

--- a/tillsyn/A 12920-2026 tillsynsbegäran.docx
+++ b/tillsyn/A 12920-2026 tillsynsbegäran.docx
@@ -500,7 +500,7 @@
     <w:r>
       <w:tab/>
       <w:tab/>
-      <w:t>2026-08-28</w:t>
+      <w:t>2026-08-29</w:t>
       <w:br/>
       <w:br/>
     </w:r>

--- a/tillsyn/A 12920-2026 tillsynsbegäran.docx
+++ b/tillsyn/A 12920-2026 tillsynsbegäran.docx
@@ -500,7 +500,7 @@
     <w:r>
       <w:tab/>
       <w:tab/>
-      <w:t>2026-08-29</w:t>
+      <w:t>2026-08-31</w:t>
       <w:br/>
       <w:br/>
     </w:r>

--- a/tillsyn/A 12920-2026 tillsynsbegäran.docx
+++ b/tillsyn/A 12920-2026 tillsynsbegäran.docx
@@ -500,7 +500,7 @@
     <w:r>
       <w:tab/>
       <w:tab/>
-      <w:t>2026-08-31</w:t>
+      <w:t>2026-09-01</w:t>
       <w:br/>
       <w:br/>
     </w:r>

--- a/tillsyn/A 12920-2026 tillsynsbegäran.docx
+++ b/tillsyn/A 12920-2026 tillsynsbegäran.docx
@@ -500,7 +500,7 @@
     <w:r>
       <w:tab/>
       <w:tab/>
-      <w:t>2026-09-01</w:t>
+      <w:t>2026-09-02</w:t>
       <w:br/>
       <w:br/>
     </w:r>

--- a/tillsyn/A 12920-2026 tillsynsbegäran.docx
+++ b/tillsyn/A 12920-2026 tillsynsbegäran.docx
@@ -500,7 +500,7 @@
     <w:r>
       <w:tab/>
       <w:tab/>
-      <w:t>2026-09-02</w:t>
+      <w:t>2026-09-03</w:t>
       <w:br/>
       <w:br/>
     </w:r>

--- a/tillsyn/A 12920-2026 tillsynsbegäran.docx
+++ b/tillsyn/A 12920-2026 tillsynsbegäran.docx
@@ -500,7 +500,7 @@
     <w:r>
       <w:tab/>
       <w:tab/>
-      <w:t>2026-09-03</w:t>
+      <w:t>2026-09-04</w:t>
       <w:br/>
       <w:br/>
     </w:r>

--- a/tillsyn/A 12920-2026 tillsynsbegäran.docx
+++ b/tillsyn/A 12920-2026 tillsynsbegäran.docx
@@ -500,7 +500,7 @@
     <w:r>
       <w:tab/>
       <w:tab/>
-      <w:t>2026-09-04</w:t>
+      <w:t>2026-09-05</w:t>
       <w:br/>
       <w:br/>
     </w:r>

--- a/tillsyn/A 12920-2026 tillsynsbegäran.docx
+++ b/tillsyn/A 12920-2026 tillsynsbegäran.docx
@@ -500,7 +500,7 @@
     <w:r>
       <w:tab/>
       <w:tab/>
-      <w:t>2026-09-05</w:t>
+      <w:t>2026-09-06</w:t>
       <w:br/>
       <w:br/>
     </w:r>

--- a/tillsyn/A 12920-2026 tillsynsbegäran.docx
+++ b/tillsyn/A 12920-2026 tillsynsbegäran.docx
@@ -500,7 +500,7 @@
     <w:r>
       <w:tab/>
       <w:tab/>
-      <w:t>2026-09-06</w:t>
+      <w:t>2026-09-07</w:t>
       <w:br/>
       <w:br/>
     </w:r>

--- a/tillsyn/A 12920-2026 tillsynsbegäran.docx
+++ b/tillsyn/A 12920-2026 tillsynsbegäran.docx
@@ -500,7 +500,7 @@
     <w:r>
       <w:tab/>
       <w:tab/>
-      <w:t>2026-09-07</w:t>
+      <w:t>2026-09-08</w:t>
       <w:br/>
       <w:br/>
     </w:r>

--- a/tillsyn/A 12920-2026 tillsynsbegäran.docx
+++ b/tillsyn/A 12920-2026 tillsynsbegäran.docx
@@ -500,7 +500,7 @@
     <w:r>
       <w:tab/>
       <w:tab/>
-      <w:t>2026-09-08</w:t>
+      <w:t>2026-09-09</w:t>
       <w:br/>
       <w:br/>
     </w:r>

--- a/tillsyn/A 12920-2026 tillsynsbegäran.docx
+++ b/tillsyn/A 12920-2026 tillsynsbegäran.docx
@@ -500,7 +500,7 @@
     <w:r>
       <w:tab/>
       <w:tab/>
-      <w:t>2026-09-09</w:t>
+      <w:t>2026-09-10</w:t>
       <w:br/>
       <w:br/>
     </w:r>

--- a/tillsyn/A 12920-2026 tillsynsbegäran.docx
+++ b/tillsyn/A 12920-2026 tillsynsbegäran.docx
@@ -500,7 +500,7 @@
     <w:r>
       <w:tab/>
       <w:tab/>
-      <w:t>2026-09-10</w:t>
+      <w:t>2026-09-11</w:t>
       <w:br/>
       <w:br/>
     </w:r>

--- a/tillsyn/A 12920-2026 tillsynsbegäran.docx
+++ b/tillsyn/A 12920-2026 tillsynsbegäran.docx
@@ -500,7 +500,7 @@
     <w:r>
       <w:tab/>
       <w:tab/>
-      <w:t>2026-09-11</w:t>
+      <w:t>2026-09-12</w:t>
       <w:br/>
       <w:br/>
     </w:r>
